--- a/public/cv/Oliver_Wong_CV.docx
+++ b/public/cv/Oliver_Wong_CV.docx
@@ -910,7 +910,7 @@
           <w:sz w:val="20"/>
           <w:szCs w:val="20"/>
         </w:rPr>
-        <w:t xml:space="preserve">Travel: backpacking and road trips across Canada, Scotland, and mainland China, and a trip to Abu Dhabi for a two-week work internship.</w:t>
+        <w:t xml:space="preserve">Travel: backpacking in mainland China, road trips across Canada and Scotland, and a trip to Abu Dhabi for a two-week work internship.</w:t>
       </w:r>
     </w:p>
     <w:p>

--- a/public/cv/Oliver_Wong_CV.docx
+++ b/public/cv/Oliver_Wong_CV.docx
@@ -910,7 +910,7 @@
           <w:sz w:val="20"/>
           <w:szCs w:val="20"/>
         </w:rPr>
-        <w:t xml:space="preserve">Travel: backpacking in mainland China, road trips across Canada and Scotland, and a trip to Abu Dhabi for a two-week work internship.</w:t>
+        <w:t xml:space="preserve">Travel: backpacking in mainland China and Hong Kong, road trips across Canada and Scotland, holidays in Paris and Belgium, and a trip to Abu Dhabi for a two-week work internship.</w:t>
       </w:r>
     </w:p>
     <w:p>
